--- a/Analysis/question answers.docx
+++ b/Analysis/question answers.docx
@@ -1212,6 +1212,189 @@
     </w:p>
     <w:p/>
     <w:p>
+      <w:r>
+        <w:rPr>
+          <w:b/>
+          <w:bCs/>
+        </w:rPr>
+        <w:t>Connor:</w:t>
+      </w:r>
+    </w:p>
+    <w:p>
+      <w:pPr>
+        <w:pStyle w:val="ListParagraph"/>
+        <w:numPr>
+          <w:ilvl w:val="0"/>
+          <w:numId w:val="14"/>
+        </w:numPr>
+      </w:pPr>
+      <w:proofErr w:type="gramStart"/>
+      <w:r>
+        <w:t>Yes</w:t>
+      </w:r>
+      <w:proofErr w:type="gramEnd"/>
+      <w:r>
+        <w:t xml:space="preserve"> </w:t>
+      </w:r>
+      <w:proofErr w:type="spellStart"/>
+      <w:r>
+        <w:t>ive</w:t>
+      </w:r>
+      <w:proofErr w:type="spellEnd"/>
+      <w:r>
+        <w:t xml:space="preserve"> used it to improve my rotation through heat maps e.g. not staying one place at once or rotating into goal and mostly to look at more </w:t>
+      </w:r>
+      <w:proofErr w:type="spellStart"/>
+      <w:r>
+        <w:t>indepth</w:t>
+      </w:r>
+      <w:proofErr w:type="spellEnd"/>
+      <w:r>
+        <w:t xml:space="preserve"> stats of the games</w:t>
+      </w:r>
+    </w:p>
+    <w:p>
+      <w:pPr>
+        <w:pStyle w:val="ListParagraph"/>
+        <w:numPr>
+          <w:ilvl w:val="0"/>
+          <w:numId w:val="14"/>
+        </w:numPr>
+      </w:pPr>
+      <w:r>
+        <w:t>An overall rating of how you played in each game</w:t>
+      </w:r>
+    </w:p>
+    <w:p>
+      <w:pPr>
+        <w:pStyle w:val="ListParagraph"/>
+        <w:numPr>
+          <w:ilvl w:val="0"/>
+          <w:numId w:val="14"/>
+        </w:numPr>
+      </w:pPr>
+      <w:r>
+        <w:lastRenderedPageBreak/>
+        <w:t xml:space="preserve">chasey, controlled, fast, grounded, </w:t>
+      </w:r>
+      <w:proofErr w:type="spellStart"/>
+      <w:r>
+        <w:t>aerialed</w:t>
+      </w:r>
+      <w:proofErr w:type="spellEnd"/>
+    </w:p>
+    <w:p>
+      <w:pPr>
+        <w:pStyle w:val="ListParagraph"/>
+        <w:numPr>
+          <w:ilvl w:val="0"/>
+          <w:numId w:val="14"/>
+        </w:numPr>
+      </w:pPr>
+      <w:r>
+        <w:t>shadow defending a lot</w:t>
+      </w:r>
+    </w:p>
+    <w:p>
+      <w:pPr>
+        <w:pStyle w:val="ListParagraph"/>
+        <w:numPr>
+          <w:ilvl w:val="0"/>
+          <w:numId w:val="14"/>
+        </w:numPr>
+      </w:pPr>
+      <w:r>
+        <w:t>hesitation or bad decision making</w:t>
+      </w:r>
+    </w:p>
+    <w:p>
+      <w:pPr>
+        <w:pStyle w:val="ListParagraph"/>
+        <w:numPr>
+          <w:ilvl w:val="0"/>
+          <w:numId w:val="14"/>
+        </w:numPr>
+      </w:pPr>
+      <w:r>
+        <w:t>centre balls are more seen in higher ranks as a stat, long shots/clears are more seen in lower ranks because of less control</w:t>
+      </w:r>
+    </w:p>
+    <w:p>
+      <w:pPr>
+        <w:pStyle w:val="ListParagraph"/>
+        <w:numPr>
+          <w:ilvl w:val="0"/>
+          <w:numId w:val="14"/>
+        </w:numPr>
+      </w:pPr>
+      <w:r>
+        <w:t>champ - focus on being consistent rather than flashy</w:t>
+      </w:r>
+    </w:p>
+    <w:p>
+      <w:pPr>
+        <w:pStyle w:val="ListParagraph"/>
+        <w:numPr>
+          <w:ilvl w:val="0"/>
+          <w:numId w:val="14"/>
+        </w:numPr>
+      </w:pPr>
+      <w:r>
+        <w:t xml:space="preserve">probably percentage positioned in certain areas and percentage of time </w:t>
+      </w:r>
+      <w:proofErr w:type="spellStart"/>
+      <w:r>
+        <w:t>infront</w:t>
+      </w:r>
+      <w:proofErr w:type="spellEnd"/>
+      <w:r>
+        <w:t>/behind the ball</w:t>
+      </w:r>
+    </w:p>
+    <w:p>
+      <w:pPr>
+        <w:pStyle w:val="ListParagraph"/>
+        <w:numPr>
+          <w:ilvl w:val="0"/>
+          <w:numId w:val="14"/>
+        </w:numPr>
+      </w:pPr>
+      <w:r>
+        <w:t>that they either are too far up the pitch or are too close to the play/far away</w:t>
+      </w:r>
+    </w:p>
+    <w:p>
+      <w:pPr>
+        <w:rPr>
+          <w:b/>
+          <w:bCs/>
+        </w:rPr>
+      </w:pPr>
+      <w:r>
+        <w:rPr>
+          <w:b/>
+          <w:bCs/>
+        </w:rPr>
+        <w:t>Connor Evaluation:</w:t>
+      </w:r>
+    </w:p>
+    <w:p>
+      <w:r>
+        <w:t>The heatmaps would be useful to include in the data overview section, since they would highlight positioning patterns, however it would be hard to generalise this over many replays, and the implementation difficulty would be quite high. This is a feature included in ballchasing.com, so to improve it, I would need to find a way to display this over many replays, however this will lead to issues that will take away from the usefulness, which to address such that the visualisation and analysis is useful, would be very difficult and could be a project of its own, so I will consider but not prioritise this.</w:t>
+      </w:r>
+    </w:p>
+    <w:p>
+      <w:r>
+        <w:t>The advice for Champ level players will be useful, especially if I evidence this with data that shows they spend a lot of their time in the air and potentially have a low shot to goal ratio in the data comparison section, since this would indicate they may be focusing on the wrong part of their playstyle.</w:t>
+      </w:r>
+    </w:p>
+    <w:p>
+      <w:r>
+        <w:t>The rest of the answers solidify what was previously said or add to it, so will be considered overall.</w:t>
+      </w:r>
+    </w:p>
+    <w:p/>
+    <w:p>
       <w:pPr>
         <w:rPr>
           <w:b/>
@@ -1250,7 +1433,6 @@
         </w:numPr>
       </w:pPr>
       <w:r>
-        <w:lastRenderedPageBreak/>
         <w:t>High replay upload limit / automatic implementation (possibly), allows for more useful data comparison and easier pattern spotting (to figure out flaws)</w:t>
       </w:r>
     </w:p>
@@ -2663,6 +2845,92 @@
           <w:tab w:val="num" w:pos="6480"/>
         </w:tabs>
         <w:ind w:left="6480" w:hanging="360"/>
+      </w:pPr>
+    </w:lvl>
+  </w:abstractNum>
+  <w:abstractNum w:abstractNumId="13" w15:restartNumberingAfterBreak="0">
+    <w:nsid w:val="7AF56A3B"/>
+    <w:multiLevelType w:val="hybridMultilevel"/>
+    <w:tmpl w:val="6F102F6A"/>
+    <w:lvl w:ilvl="0" w:tplc="0809000F">
+      <w:start w:val="1"/>
+      <w:numFmt w:val="decimal"/>
+      <w:lvlText w:val="%1."/>
+      <w:lvlJc w:val="left"/>
+      <w:pPr>
+        <w:ind w:left="720" w:hanging="360"/>
+      </w:pPr>
+    </w:lvl>
+    <w:lvl w:ilvl="1" w:tplc="08090019" w:tentative="1">
+      <w:start w:val="1"/>
+      <w:numFmt w:val="lowerLetter"/>
+      <w:lvlText w:val="%2."/>
+      <w:lvlJc w:val="left"/>
+      <w:pPr>
+        <w:ind w:left="1440" w:hanging="360"/>
+      </w:pPr>
+    </w:lvl>
+    <w:lvl w:ilvl="2" w:tplc="0809001B" w:tentative="1">
+      <w:start w:val="1"/>
+      <w:numFmt w:val="lowerRoman"/>
+      <w:lvlText w:val="%3."/>
+      <w:lvlJc w:val="right"/>
+      <w:pPr>
+        <w:ind w:left="2160" w:hanging="180"/>
+      </w:pPr>
+    </w:lvl>
+    <w:lvl w:ilvl="3" w:tplc="0809000F" w:tentative="1">
+      <w:start w:val="1"/>
+      <w:numFmt w:val="decimal"/>
+      <w:lvlText w:val="%4."/>
+      <w:lvlJc w:val="left"/>
+      <w:pPr>
+        <w:ind w:left="2880" w:hanging="360"/>
+      </w:pPr>
+    </w:lvl>
+    <w:lvl w:ilvl="4" w:tplc="08090019" w:tentative="1">
+      <w:start w:val="1"/>
+      <w:numFmt w:val="lowerLetter"/>
+      <w:lvlText w:val="%5."/>
+      <w:lvlJc w:val="left"/>
+      <w:pPr>
+        <w:ind w:left="3600" w:hanging="360"/>
+      </w:pPr>
+    </w:lvl>
+    <w:lvl w:ilvl="5" w:tplc="0809001B" w:tentative="1">
+      <w:start w:val="1"/>
+      <w:numFmt w:val="lowerRoman"/>
+      <w:lvlText w:val="%6."/>
+      <w:lvlJc w:val="right"/>
+      <w:pPr>
+        <w:ind w:left="4320" w:hanging="180"/>
+      </w:pPr>
+    </w:lvl>
+    <w:lvl w:ilvl="6" w:tplc="0809000F" w:tentative="1">
+      <w:start w:val="1"/>
+      <w:numFmt w:val="decimal"/>
+      <w:lvlText w:val="%7."/>
+      <w:lvlJc w:val="left"/>
+      <w:pPr>
+        <w:ind w:left="5040" w:hanging="360"/>
+      </w:pPr>
+    </w:lvl>
+    <w:lvl w:ilvl="7" w:tplc="08090019" w:tentative="1">
+      <w:start w:val="1"/>
+      <w:numFmt w:val="lowerLetter"/>
+      <w:lvlText w:val="%8."/>
+      <w:lvlJc w:val="left"/>
+      <w:pPr>
+        <w:ind w:left="5760" w:hanging="360"/>
+      </w:pPr>
+    </w:lvl>
+    <w:lvl w:ilvl="8" w:tplc="0809001B" w:tentative="1">
+      <w:start w:val="1"/>
+      <w:numFmt w:val="lowerRoman"/>
+      <w:lvlText w:val="%9."/>
+      <w:lvlJc w:val="right"/>
+      <w:pPr>
+        <w:ind w:left="6480" w:hanging="180"/>
       </w:pPr>
     </w:lvl>
   </w:abstractNum>
@@ -2704,6 +2972,9 @@
   </w:num>
   <w:num w:numId="13" w16cid:durableId="1756635026">
     <w:abstractNumId w:val="7"/>
+  </w:num>
+  <w:num w:numId="14" w16cid:durableId="912617185">
+    <w:abstractNumId w:val="13"/>
   </w:num>
 </w:numbering>
 </file>
@@ -3312,6 +3583,7 @@
   <w:style w:type="character" w:default="1" w:styleId="DefaultParagraphFont">
     <w:name w:val="Default Paragraph Font"/>
     <w:uiPriority w:val="1"/>
+    <w:semiHidden/>
     <w:unhideWhenUsed/>
   </w:style>
   <w:style w:type="table" w:default="1" w:styleId="TableNormal">

--- a/Analysis/question answers.docx
+++ b/Analysis/question answers.docx
@@ -125,6 +125,13 @@
         <w:t>Finn</w:t>
       </w:r>
       <w:r>
+        <w:rPr>
+          <w:b/>
+          <w:bCs/>
+        </w:rPr>
+        <w:t xml:space="preserve"> (Interview 1)</w:t>
+      </w:r>
+      <w:r>
         <w:t>:</w:t>
       </w:r>
     </w:p>
@@ -277,6 +284,34 @@
         <w:t>Jake</w:t>
       </w:r>
       <w:r>
+        <w:rPr>
+          <w:b/>
+          <w:bCs/>
+        </w:rPr>
+        <w:t xml:space="preserve"> </w:t>
+      </w:r>
+      <w:r>
+        <w:rPr>
+          <w:b/>
+          <w:bCs/>
+        </w:rPr>
+        <w:t xml:space="preserve">(Interview </w:t>
+      </w:r>
+      <w:r>
+        <w:rPr>
+          <w:b/>
+          <w:bCs/>
+        </w:rPr>
+        <w:t>2</w:t>
+      </w:r>
+      <w:r>
+        <w:rPr>
+          <w:b/>
+          <w:bCs/>
+        </w:rPr>
+        <w:t>)</w:t>
+      </w:r>
+      <w:r>
         <w:t>:</w:t>
       </w:r>
     </w:p>
@@ -556,6 +591,13 @@
         <w:t>Adam</w:t>
       </w:r>
       <w:r>
+        <w:rPr>
+          <w:b/>
+          <w:bCs/>
+        </w:rPr>
+        <w:t xml:space="preserve"> (Interview 3)</w:t>
+      </w:r>
+      <w:r>
         <w:t>:</w:t>
       </w:r>
     </w:p>
@@ -788,25 +830,12 @@
         <w:t xml:space="preserve">h) low boost player (probably same as </w:t>
       </w:r>
       <w:proofErr w:type="spellStart"/>
-      <w:proofErr w:type="gramStart"/>
       <w:r>
         <w:t>ballchaser</w:t>
       </w:r>
       <w:proofErr w:type="spellEnd"/>
       <w:r>
-        <w:t>)=</w:t>
-      </w:r>
-      <w:proofErr w:type="gramEnd"/>
-      <w:r>
-        <w:t xml:space="preserve"> </w:t>
-      </w:r>
-      <w:proofErr w:type="gramStart"/>
-      <w:r>
-        <w:t>boost .</w:t>
-      </w:r>
-      <w:proofErr w:type="gramEnd"/>
-      <w:r>
-        <w:t xml:space="preserve"> </w:t>
+        <w:t xml:space="preserve">)= boost . </w:t>
       </w:r>
     </w:p>
     <w:p>
@@ -819,15 +848,7 @@
       </w:r>
       <w:proofErr w:type="spellEnd"/>
       <w:r>
-        <w:t xml:space="preserve">) high boost player (probably same as big </w:t>
-      </w:r>
-      <w:proofErr w:type="gramStart"/>
-      <w:r>
-        <w:t>rotations)=</w:t>
-      </w:r>
-      <w:proofErr w:type="gramEnd"/>
-      <w:r>
-        <w:t xml:space="preserve"> boost</w:t>
+        <w:t>) high boost player (probably same as big rotations)= boost</w:t>
       </w:r>
     </w:p>
     <w:p>
@@ -1217,7 +1238,21 @@
           <w:b/>
           <w:bCs/>
         </w:rPr>
-        <w:t>Connor:</w:t>
+        <w:t>Connor</w:t>
+      </w:r>
+      <w:r>
+        <w:rPr>
+          <w:b/>
+          <w:bCs/>
+        </w:rPr>
+        <w:t xml:space="preserve"> (Interview 4)</w:t>
+      </w:r>
+      <w:r>
+        <w:rPr>
+          <w:b/>
+          <w:bCs/>
+        </w:rPr>
+        <w:t>:</w:t>
       </w:r>
     </w:p>
     <w:p>

--- a/Analysis/question answers.docx
+++ b/Analysis/question answers.docx
@@ -16,7 +16,34 @@
         </w:numPr>
       </w:pPr>
       <w:r>
-        <w:t>do u use ballchasing? have you used it to improve? if so, how? if not, why?</w:t>
+        <w:t>D</w:t>
+      </w:r>
+      <w:r>
+        <w:t xml:space="preserve">o </w:t>
+      </w:r>
+      <w:r>
+        <w:t>yo</w:t>
+      </w:r>
+      <w:r>
+        <w:t xml:space="preserve">u use ballchasing? </w:t>
+      </w:r>
+      <w:r>
+        <w:t>H</w:t>
+      </w:r>
+      <w:r>
+        <w:t xml:space="preserve">ave you used it to improve? </w:t>
+      </w:r>
+      <w:r>
+        <w:t>I</w:t>
+      </w:r>
+      <w:r>
+        <w:t xml:space="preserve">f so, how? </w:t>
+      </w:r>
+      <w:r>
+        <w:t>I</w:t>
+      </w:r>
+      <w:r>
+        <w:t>f not, why?</w:t>
       </w:r>
     </w:p>
     <w:p>
@@ -28,7 +55,10 @@
         </w:numPr>
       </w:pPr>
       <w:r>
-        <w:t>features that could be added/improved so you can use it to improve?</w:t>
+        <w:t>F</w:t>
+      </w:r>
+      <w:r>
+        <w:t>eatures that could be added/improved so you can use it to improve?</w:t>
       </w:r>
     </w:p>
     <w:p>
@@ -40,7 +70,10 @@
         </w:numPr>
       </w:pPr>
       <w:r>
-        <w:t>list of playstyles you can label most players with?</w:t>
+        <w:t>L</w:t>
+      </w:r>
+      <w:r>
+        <w:t>ist of playstyles you can label most players with?</w:t>
       </w:r>
     </w:p>
     <w:p>
@@ -52,7 +85,10 @@
         </w:numPr>
       </w:pPr>
       <w:r>
-        <w:t xml:space="preserve">which aspects of their gameplay would give a player a specific playstyle? </w:t>
+        <w:t>W</w:t>
+      </w:r>
+      <w:r>
+        <w:t xml:space="preserve">hich aspects of their gameplay would give a player a specific playstyle? </w:t>
       </w:r>
     </w:p>
     <w:p>
@@ -64,7 +100,10 @@
         </w:numPr>
       </w:pPr>
       <w:r>
-        <w:t>what is a typical flaw from each playstyle / something they may struggle with?</w:t>
+        <w:t>W</w:t>
+      </w:r>
+      <w:r>
+        <w:t>hat is a typical flaw from each playstyle / something they may struggle with?</w:t>
       </w:r>
     </w:p>
     <w:p>
@@ -76,7 +115,10 @@
         </w:numPr>
       </w:pPr>
       <w:r>
-        <w:t xml:space="preserve">stats that differ most between ranks? </w:t>
+        <w:t>S</w:t>
+      </w:r>
+      <w:r>
+        <w:t xml:space="preserve">tats that differ most between ranks? </w:t>
       </w:r>
     </w:p>
     <w:p>
@@ -88,7 +130,10 @@
         </w:numPr>
       </w:pPr>
       <w:r>
-        <w:t>general advice for any specific ranks?</w:t>
+        <w:t>G</w:t>
+      </w:r>
+      <w:r>
+        <w:t>eneral advice for any specific ranks?</w:t>
       </w:r>
     </w:p>
     <w:p>
@@ -100,7 +145,10 @@
         </w:numPr>
       </w:pPr>
       <w:r>
-        <w:t>most useful statistics to compare to others to highlight flaws?</w:t>
+        <w:t>M</w:t>
+      </w:r>
+      <w:r>
+        <w:t>ost useful statistics to compare to others to highlight flaws?</w:t>
       </w:r>
     </w:p>
     <w:p>
@@ -112,7 +160,10 @@
         </w:numPr>
       </w:pPr>
       <w:r>
-        <w:t>what would x statistic being different tell us about the player's possible habits/flaws?</w:t>
+        <w:t>W</w:t>
+      </w:r>
+      <w:r>
+        <w:t>hat would x statistic being different tell us about the player's possible habits/flaws?</w:t>
       </w:r>
     </w:p>
     <w:p/>
@@ -610,15 +661,23 @@
         </w:numPr>
       </w:pPr>
       <w:r>
-        <w:t xml:space="preserve">yes, although not as much with the </w:t>
+        <w:t xml:space="preserve">yes, although not as much with the 10 </w:t>
       </w:r>
       <w:proofErr w:type="gramStart"/>
       <w:r>
-        <w:t>10 replay</w:t>
+        <w:t>replay</w:t>
       </w:r>
       <w:proofErr w:type="gramEnd"/>
       <w:r>
-        <w:t xml:space="preserve"> limit they added. I have tried to although only once or twice. Not sure if it counts but getting replays from when you were at your peak and watching them back in </w:t>
+        <w:t xml:space="preserve"> </w:t>
+      </w:r>
+      <w:proofErr w:type="gramStart"/>
+      <w:r>
+        <w:t>limit</w:t>
+      </w:r>
+      <w:proofErr w:type="gramEnd"/>
+      <w:r>
+        <w:t xml:space="preserve"> they added. I have tried to although only once or twice. Not sure if it counts but getting replays from when you were at your peak and watching them back in </w:t>
       </w:r>
       <w:proofErr w:type="spellStart"/>
       <w:r>
